--- a/class/Blackjack 2 documentation.docx
+++ b/class/Blackjack 2 documentation.docx
@@ -476,7 +476,19 @@
           <w:rPr>
             <w:rStyle w:val="Hyperlink"/>
           </w:rPr>
-          <w:t>CSC_17C/project at main · Kvngjaid04/CSC_17C</w:t>
+          <w:t>CSC_17C/project at main · Kvngjaid04/C</w:t>
+        </w:r>
+        <w:r>
+          <w:rPr>
+            <w:rStyle w:val="Hyperlink"/>
+          </w:rPr>
+          <w:t>S</w:t>
+        </w:r>
+        <w:r>
+          <w:rPr>
+            <w:rStyle w:val="Hyperlink"/>
+          </w:rPr>
+          <w:t>C_17C</w:t>
         </w:r>
       </w:hyperlink>
     </w:p>
@@ -640,7 +652,21 @@
         <w:rPr>
           <w:rFonts w:ascii="Times New Roman" w:hAnsi="Times New Roman" w:cs="Times New Roman"/>
         </w:rPr>
-        <w:t>, transform, count_if, generate, random_shuffle, find</w:t>
+        <w:t xml:space="preserve">, transform, </w:t>
+      </w:r>
+      <w:proofErr w:type="spellStart"/>
+      <w:r>
+        <w:rPr>
+          <w:rFonts w:ascii="Times New Roman" w:hAnsi="Times New Roman" w:cs="Times New Roman"/>
+        </w:rPr>
+        <w:t>count_if</w:t>
+      </w:r>
+      <w:proofErr w:type="spellEnd"/>
+      <w:r>
+        <w:rPr>
+          <w:rFonts w:ascii="Times New Roman" w:hAnsi="Times New Roman" w:cs="Times New Roman"/>
+        </w:rPr>
+        <w:t>, generate, random_shuffle, find</w:t>
       </w:r>
     </w:p>
     <w:p>
@@ -1218,6 +1244,7 @@
       <w:r>
         <w:rPr>
           <w:rFonts w:ascii="Times New Roman" w:hAnsi="Times New Roman" w:cs="Times New Roman"/>
+          <w:noProof/>
         </w:rPr>
         <w:drawing>
           <wp:inline distT="0" distB="0" distL="0" distR="0" wp14:anchorId="3805E370" wp14:editId="760989D7">
@@ -1268,6 +1295,7 @@
       <w:r>
         <w:rPr>
           <w:rFonts w:ascii="Times New Roman" w:hAnsi="Times New Roman" w:cs="Times New Roman"/>
+          <w:noProof/>
         </w:rPr>
         <w:drawing>
           <wp:inline distT="0" distB="0" distL="0" distR="0" wp14:anchorId="48D2585C" wp14:editId="130F3D3F">
@@ -1328,6 +1356,7 @@
       <w:r>
         <w:rPr>
           <w:rFonts w:ascii="Times New Roman" w:hAnsi="Times New Roman" w:cs="Times New Roman"/>
+          <w:noProof/>
         </w:rPr>
         <w:lastRenderedPageBreak/>
         <w:drawing>
@@ -1379,6 +1408,7 @@
       <w:r>
         <w:rPr>
           <w:rFonts w:ascii="Times New Roman" w:hAnsi="Times New Roman" w:cs="Times New Roman"/>
+          <w:noProof/>
         </w:rPr>
         <w:drawing>
           <wp:inline distT="0" distB="0" distL="0" distR="0" wp14:anchorId="238E06F4" wp14:editId="076D527D">
@@ -1737,13 +1767,7 @@
         <w:rPr>
           <w:rFonts w:ascii="Times New Roman" w:hAnsi="Times New Roman" w:cs="Times New Roman"/>
         </w:rPr>
-        <w:t xml:space="preserve"> </w:t>
-      </w:r>
-      <w:r>
-        <w:rPr>
-          <w:rFonts w:ascii="Times New Roman" w:hAnsi="Times New Roman" w:cs="Times New Roman"/>
-        </w:rPr>
-        <w:t xml:space="preserve">for player and dealer hands  </w:t>
+        <w:t xml:space="preserve"> for player and dealer hands  </w:t>
       </w:r>
     </w:p>
     <w:p>
@@ -1773,13 +1797,7 @@
         <w:rPr>
           <w:rFonts w:ascii="Times New Roman" w:hAnsi="Times New Roman" w:cs="Times New Roman"/>
         </w:rPr>
-        <w:t xml:space="preserve"> </w:t>
-      </w:r>
-      <w:r>
-        <w:rPr>
-          <w:rFonts w:ascii="Times New Roman" w:hAnsi="Times New Roman" w:cs="Times New Roman"/>
-        </w:rPr>
-        <w:t>for card statistics</w:t>
+        <w:t xml:space="preserve"> for card statistics</w:t>
       </w:r>
     </w:p>
     <w:p>
@@ -1809,13 +1827,7 @@
         <w:rPr>
           <w:rFonts w:ascii="Times New Roman" w:hAnsi="Times New Roman" w:cs="Times New Roman"/>
         </w:rPr>
-        <w:t xml:space="preserve"> </w:t>
-      </w:r>
-      <w:r>
-        <w:rPr>
-          <w:rFonts w:ascii="Times New Roman" w:hAnsi="Times New Roman" w:cs="Times New Roman"/>
-        </w:rPr>
-        <w:t>for tracking unique cards</w:t>
+        <w:t xml:space="preserve"> for tracking unique cards</w:t>
       </w:r>
     </w:p>
     <w:p>
@@ -1845,13 +1857,7 @@
         <w:rPr>
           <w:rFonts w:ascii="Times New Roman" w:hAnsi="Times New Roman" w:cs="Times New Roman"/>
         </w:rPr>
-        <w:t xml:space="preserve"> </w:t>
-      </w:r>
-      <w:r>
-        <w:rPr>
-          <w:rFonts w:ascii="Times New Roman" w:hAnsi="Times New Roman" w:cs="Times New Roman"/>
-        </w:rPr>
-        <w:t>for recording game actions</w:t>
+        <w:t xml:space="preserve"> for recording game actions</w:t>
       </w:r>
     </w:p>
     <w:p>
@@ -1881,13 +1887,7 @@
         <w:rPr>
           <w:rFonts w:ascii="Times New Roman" w:hAnsi="Times New Roman" w:cs="Times New Roman"/>
         </w:rPr>
-        <w:t xml:space="preserve"> </w:t>
-      </w:r>
-      <w:r>
-        <w:rPr>
-          <w:rFonts w:ascii="Times New Roman" w:hAnsi="Times New Roman" w:cs="Times New Roman"/>
-        </w:rPr>
-        <w:t>for betting history</w:t>
+        <w:t xml:space="preserve"> for betting history</w:t>
       </w:r>
     </w:p>
     <w:p>
@@ -1917,13 +1917,7 @@
         <w:rPr>
           <w:rFonts w:ascii="Times New Roman" w:hAnsi="Times New Roman" w:cs="Times New Roman"/>
         </w:rPr>
-        <w:t xml:space="preserve"> </w:t>
-      </w:r>
-      <w:r>
-        <w:rPr>
-          <w:rFonts w:ascii="Times New Roman" w:hAnsi="Times New Roman" w:cs="Times New Roman"/>
-        </w:rPr>
-        <w:t>for player data storage</w:t>
+        <w:t xml:space="preserve"> for player data storage</w:t>
       </w:r>
     </w:p>
     <w:p>
@@ -1986,13 +1980,7 @@
         <w:rPr>
           <w:rFonts w:ascii="Times New Roman" w:hAnsi="Times New Roman" w:cs="Times New Roman"/>
         </w:rPr>
-        <w:t>strat.</w:t>
-      </w:r>
-      <w:r>
-        <w:rPr>
-          <w:rFonts w:ascii="Times New Roman" w:hAnsi="Times New Roman" w:cs="Times New Roman"/>
-        </w:rPr>
-        <w:t>bldstr</w:t>
+        <w:t>strat.bldstr</w:t>
       </w:r>
       <w:proofErr w:type="spellEnd"/>
       <w:r>
@@ -2264,13 +2252,7 @@
         <w:rPr>
           <w:rFonts w:ascii="Times New Roman" w:hAnsi="Times New Roman" w:cs="Times New Roman"/>
         </w:rPr>
-        <w:t>bethist</w:t>
-      </w:r>
-      <w:r>
-        <w:rPr>
-          <w:rFonts w:ascii="Times New Roman" w:hAnsi="Times New Roman" w:cs="Times New Roman"/>
-        </w:rPr>
-        <w:t>.push</w:t>
+        <w:t>bethist.push</w:t>
       </w:r>
       <w:proofErr w:type="spellEnd"/>
       <w:r>
@@ -2300,13 +2282,7 @@
         <w:rPr>
           <w:rFonts w:ascii="Times New Roman" w:hAnsi="Times New Roman" w:cs="Times New Roman"/>
         </w:rPr>
-        <w:t>phand</w:t>
-      </w:r>
-      <w:r>
-        <w:rPr>
-          <w:rFonts w:ascii="Times New Roman" w:hAnsi="Times New Roman" w:cs="Times New Roman"/>
-        </w:rPr>
-        <w:t>.clear</w:t>
+        <w:t>phand.clear</w:t>
       </w:r>
       <w:proofErr w:type="spellEnd"/>
       <w:r>
@@ -2320,13 +2296,7 @@
         <w:rPr>
           <w:rFonts w:ascii="Times New Roman" w:hAnsi="Times New Roman" w:cs="Times New Roman"/>
         </w:rPr>
-        <w:t>dhand</w:t>
-      </w:r>
-      <w:r>
-        <w:rPr>
-          <w:rFonts w:ascii="Times New Roman" w:hAnsi="Times New Roman" w:cs="Times New Roman"/>
-        </w:rPr>
-        <w:t>.clear</w:t>
+        <w:t>dhand.clear</w:t>
       </w:r>
       <w:proofErr w:type="spellEnd"/>
       <w:r>
@@ -2402,13 +2372,7 @@
         <w:rPr>
           <w:rFonts w:ascii="Times New Roman" w:hAnsi="Times New Roman" w:cs="Times New Roman"/>
         </w:rPr>
-        <w:t>ahist</w:t>
-      </w:r>
-      <w:r>
-        <w:rPr>
-          <w:rFonts w:ascii="Times New Roman" w:hAnsi="Times New Roman" w:cs="Times New Roman"/>
-        </w:rPr>
-        <w:t>.push</w:t>
+        <w:t>ahist.push</w:t>
       </w:r>
       <w:proofErr w:type="spellEnd"/>
       <w:r>
@@ -2606,13 +2570,7 @@
         <w:rPr>
           <w:rFonts w:ascii="Times New Roman" w:hAnsi="Times New Roman" w:cs="Times New Roman"/>
         </w:rPr>
-        <w:t>strat.</w:t>
-      </w:r>
-      <w:r>
-        <w:rPr>
-          <w:rFonts w:ascii="Times New Roman" w:hAnsi="Times New Roman" w:cs="Times New Roman"/>
-        </w:rPr>
-        <w:t>gethint</w:t>
+        <w:t>strat.gethint</w:t>
       </w:r>
       <w:proofErr w:type="spellEnd"/>
       <w:r>
@@ -2690,13 +2648,7 @@
         <w:rPr>
           <w:rFonts w:ascii="Times New Roman" w:hAnsi="Times New Roman" w:cs="Times New Roman"/>
         </w:rPr>
-        <w:t>ahist</w:t>
-      </w:r>
-      <w:r>
-        <w:rPr>
-          <w:rFonts w:ascii="Times New Roman" w:hAnsi="Times New Roman" w:cs="Times New Roman"/>
-        </w:rPr>
-        <w:t>.push</w:t>
+        <w:t>ahist.push</w:t>
       </w:r>
       <w:proofErr w:type="spellEnd"/>
       <w:r>
@@ -2749,13 +2701,7 @@
         <w:rPr>
           <w:rFonts w:ascii="Times New Roman" w:hAnsi="Times New Roman" w:cs="Times New Roman"/>
         </w:rPr>
-        <w:t xml:space="preserve"> </w:t>
-      </w:r>
-      <w:r>
-        <w:rPr>
-          <w:rFonts w:ascii="Times New Roman" w:hAnsi="Times New Roman" w:cs="Times New Roman"/>
-        </w:rPr>
-        <w:t>&lt;= 21), play dealer's turn:</w:t>
+        <w:t xml:space="preserve"> &lt;= 21), play dealer's turn:</w:t>
       </w:r>
     </w:p>
     <w:p>
@@ -2857,13 +2803,7 @@
         <w:rPr>
           <w:rFonts w:ascii="Times New Roman" w:hAnsi="Times New Roman" w:cs="Times New Roman"/>
         </w:rPr>
-        <w:t>ahist</w:t>
-      </w:r>
-      <w:r>
-        <w:rPr>
-          <w:rFonts w:ascii="Times New Roman" w:hAnsi="Times New Roman" w:cs="Times New Roman"/>
-        </w:rPr>
-        <w:t>.push</w:t>
+        <w:t>ahist.push</w:t>
       </w:r>
       <w:proofErr w:type="spellEnd"/>
       <w:r>
@@ -3191,13 +3131,7 @@
         <w:rPr>
           <w:rFonts w:ascii="Times New Roman" w:hAnsi="Times New Roman" w:cs="Times New Roman"/>
         </w:rPr>
-        <w:t>ucard</w:t>
-      </w:r>
-      <w:r>
-        <w:rPr>
-          <w:rFonts w:ascii="Times New Roman" w:hAnsi="Times New Roman" w:cs="Times New Roman"/>
-        </w:rPr>
-        <w:t>.insert</w:t>
+        <w:t>ucard.insert</w:t>
       </w:r>
       <w:proofErr w:type="spellEnd"/>
       <w:r>
@@ -3297,13 +3231,7 @@
         <w:rPr>
           <w:rFonts w:ascii="Times New Roman" w:hAnsi="Times New Roman" w:cs="Times New Roman"/>
         </w:rPr>
-        <w:t>ucard</w:t>
-      </w:r>
-      <w:r>
-        <w:rPr>
-          <w:rFonts w:ascii="Times New Roman" w:hAnsi="Times New Roman" w:cs="Times New Roman"/>
-        </w:rPr>
-        <w:t>.size</w:t>
+        <w:t>ucard.size</w:t>
       </w:r>
       <w:proofErr w:type="spellEnd"/>
       <w:r>
@@ -3577,13 +3505,7 @@
         <w:rPr>
           <w:rFonts w:ascii="Times New Roman" w:hAnsi="Times New Roman" w:cs="Times New Roman"/>
         </w:rPr>
-        <w:t>phand</w:t>
-      </w:r>
-      <w:r>
-        <w:rPr>
-          <w:rFonts w:ascii="Times New Roman" w:hAnsi="Times New Roman" w:cs="Times New Roman"/>
-        </w:rPr>
-        <w:t>.clear</w:t>
+        <w:t>phand.clear</w:t>
       </w:r>
       <w:proofErr w:type="spellEnd"/>
       <w:r>
@@ -3597,13 +3519,7 @@
         <w:rPr>
           <w:rFonts w:ascii="Times New Roman" w:hAnsi="Times New Roman" w:cs="Times New Roman"/>
         </w:rPr>
-        <w:t>dhand</w:t>
-      </w:r>
-      <w:r>
-        <w:rPr>
-          <w:rFonts w:ascii="Times New Roman" w:hAnsi="Times New Roman" w:cs="Times New Roman"/>
-        </w:rPr>
-        <w:t>.clear</w:t>
+        <w:t>dhand.clear</w:t>
       </w:r>
       <w:proofErr w:type="spellEnd"/>
       <w:r>
@@ -3633,13 +3549,7 @@
         <w:rPr>
           <w:rFonts w:ascii="Times New Roman" w:hAnsi="Times New Roman" w:cs="Times New Roman"/>
         </w:rPr>
-        <w:t>Ahist</w:t>
-      </w:r>
-      <w:r>
-        <w:rPr>
-          <w:rFonts w:ascii="Times New Roman" w:hAnsi="Times New Roman" w:cs="Times New Roman"/>
-        </w:rPr>
-        <w:t>.empty</w:t>
+        <w:t>Ahist.empty</w:t>
       </w:r>
       <w:proofErr w:type="spellEnd"/>
       <w:r>
@@ -3653,13 +3563,7 @@
         <w:rPr>
           <w:rFonts w:ascii="Times New Roman" w:hAnsi="Times New Roman" w:cs="Times New Roman"/>
         </w:rPr>
-        <w:t>ahist</w:t>
-      </w:r>
-      <w:r>
-        <w:rPr>
-          <w:rFonts w:ascii="Times New Roman" w:hAnsi="Times New Roman" w:cs="Times New Roman"/>
-        </w:rPr>
-        <w:t>.pop</w:t>
+        <w:t>ahist.pop</w:t>
       </w:r>
       <w:proofErr w:type="spellEnd"/>
       <w:r>
@@ -4383,12 +4287,6 @@
         <w:gridCol w:w="2218"/>
       </w:tblGrid>
       <w:tr>
-        <w:tblPrEx>
-          <w:tblCellMar>
-            <w:top w:w="0" w:type="dxa"/>
-            <w:bottom w:w="0" w:type="dxa"/>
-          </w:tblCellMar>
-        </w:tblPrEx>
         <w:trPr>
           <w:trHeight w:val="442"/>
         </w:trPr>
@@ -4418,12 +4316,6 @@
         </w:tc>
       </w:tr>
       <w:tr>
-        <w:tblPrEx>
-          <w:tblCellMar>
-            <w:top w:w="0" w:type="dxa"/>
-            <w:bottom w:w="0" w:type="dxa"/>
-          </w:tblCellMar>
-        </w:tblPrEx>
         <w:trPr>
           <w:trHeight w:val="397"/>
         </w:trPr>
@@ -4453,12 +4345,6 @@
         </w:tc>
       </w:tr>
       <w:tr>
-        <w:tblPrEx>
-          <w:tblCellMar>
-            <w:top w:w="0" w:type="dxa"/>
-            <w:bottom w:w="0" w:type="dxa"/>
-          </w:tblCellMar>
-        </w:tblPrEx>
         <w:trPr>
           <w:trHeight w:val="570"/>
         </w:trPr>
@@ -4972,12 +4858,6 @@
         <w:gridCol w:w="2029"/>
       </w:tblGrid>
       <w:tr>
-        <w:tblPrEx>
-          <w:tblCellMar>
-            <w:top w:w="0" w:type="dxa"/>
-            <w:bottom w:w="0" w:type="dxa"/>
-          </w:tblCellMar>
-        </w:tblPrEx>
         <w:trPr>
           <w:trHeight w:val="440"/>
         </w:trPr>
@@ -5007,12 +4887,6 @@
         </w:tc>
       </w:tr>
       <w:tr>
-        <w:tblPrEx>
-          <w:tblCellMar>
-            <w:top w:w="0" w:type="dxa"/>
-            <w:bottom w:w="0" w:type="dxa"/>
-          </w:tblCellMar>
-        </w:tblPrEx>
         <w:trPr>
           <w:trHeight w:val="1399"/>
         </w:trPr>
@@ -5152,12 +5026,6 @@
         </w:tc>
       </w:tr>
       <w:tr>
-        <w:tblPrEx>
-          <w:tblCellMar>
-            <w:top w:w="0" w:type="dxa"/>
-            <w:bottom w:w="0" w:type="dxa"/>
-          </w:tblCellMar>
-        </w:tblPrEx>
         <w:trPr>
           <w:trHeight w:val="2432"/>
         </w:trPr>
@@ -5710,12 +5578,6 @@
         <w:gridCol w:w="2143"/>
       </w:tblGrid>
       <w:tr>
-        <w:tblPrEx>
-          <w:tblCellMar>
-            <w:top w:w="0" w:type="dxa"/>
-            <w:bottom w:w="0" w:type="dxa"/>
-          </w:tblCellMar>
-        </w:tblPrEx>
         <w:trPr>
           <w:trHeight w:val="804"/>
         </w:trPr>
@@ -5769,12 +5631,6 @@
         </w:tc>
       </w:tr>
       <w:tr>
-        <w:tblPrEx>
-          <w:tblCellMar>
-            <w:top w:w="0" w:type="dxa"/>
-            <w:bottom w:w="0" w:type="dxa"/>
-          </w:tblCellMar>
-        </w:tblPrEx>
         <w:trPr>
           <w:trHeight w:val="1218"/>
         </w:trPr>
@@ -5860,12 +5716,6 @@
         </w:tc>
       </w:tr>
       <w:tr>
-        <w:tblPrEx>
-          <w:tblCellMar>
-            <w:top w:w="0" w:type="dxa"/>
-            <w:bottom w:w="0" w:type="dxa"/>
-          </w:tblCellMar>
-        </w:tblPrEx>
         <w:trPr>
           <w:trHeight w:val="642"/>
         </w:trPr>
@@ -6084,12 +5934,6 @@
         <w:gridCol w:w="3955"/>
       </w:tblGrid>
       <w:tr>
-        <w:tblPrEx>
-          <w:tblCellMar>
-            <w:top w:w="0" w:type="dxa"/>
-            <w:bottom w:w="0" w:type="dxa"/>
-          </w:tblCellMar>
-        </w:tblPrEx>
         <w:trPr>
           <w:trHeight w:val="532"/>
         </w:trPr>
@@ -6139,12 +5983,6 @@
         </w:tc>
       </w:tr>
       <w:tr>
-        <w:tblPrEx>
-          <w:tblCellMar>
-            <w:top w:w="0" w:type="dxa"/>
-            <w:bottom w:w="0" w:type="dxa"/>
-          </w:tblCellMar>
-        </w:tblPrEx>
         <w:trPr>
           <w:trHeight w:val="2353"/>
         </w:trPr>
@@ -6378,12 +6216,6 @@
         <w:gridCol w:w="3235"/>
       </w:tblGrid>
       <w:tr>
-        <w:tblPrEx>
-          <w:tblCellMar>
-            <w:top w:w="0" w:type="dxa"/>
-            <w:bottom w:w="0" w:type="dxa"/>
-          </w:tblCellMar>
-        </w:tblPrEx>
         <w:trPr>
           <w:trHeight w:val="750"/>
         </w:trPr>
@@ -6434,12 +6266,6 @@
         </w:tc>
       </w:tr>
       <w:tr>
-        <w:tblPrEx>
-          <w:tblCellMar>
-            <w:top w:w="0" w:type="dxa"/>
-            <w:bottom w:w="0" w:type="dxa"/>
-          </w:tblCellMar>
-        </w:tblPrEx>
         <w:trPr>
           <w:trHeight w:val="5985"/>
         </w:trPr>
@@ -6925,12 +6751,6 @@
         <w:gridCol w:w="2985"/>
       </w:tblGrid>
       <w:tr>
-        <w:tblPrEx>
-          <w:tblCellMar>
-            <w:top w:w="0" w:type="dxa"/>
-            <w:bottom w:w="0" w:type="dxa"/>
-          </w:tblCellMar>
-        </w:tblPrEx>
         <w:trPr>
           <w:trHeight w:val="444"/>
         </w:trPr>
@@ -6955,15 +6775,7 @@
                 <w:sz w:val="22"/>
                 <w:szCs w:val="22"/>
               </w:rPr>
-              <w:t>Usermgr</w:t>
-            </w:r>
-            <w:r>
-              <w:rPr>
-                <w:rFonts w:ascii="Times New Roman" w:hAnsi="Times New Roman" w:cs="Times New Roman"/>
-                <w:sz w:val="22"/>
-                <w:szCs w:val="22"/>
-              </w:rPr>
-              <w:t>.h</w:t>
+              <w:t>Usermgr.h</w:t>
             </w:r>
             <w:proofErr w:type="spellEnd"/>
             <w:r>
@@ -6988,12 +6800,6 @@
         </w:tc>
       </w:tr>
       <w:tr>
-        <w:tblPrEx>
-          <w:tblCellMar>
-            <w:top w:w="0" w:type="dxa"/>
-            <w:bottom w:w="0" w:type="dxa"/>
-          </w:tblCellMar>
-        </w:tblPrEx>
         <w:trPr>
           <w:trHeight w:val="5781"/>
         </w:trPr>
@@ -7516,25 +7322,7 @@
                 <w:sz w:val="22"/>
                 <w:szCs w:val="22"/>
               </w:rPr>
-              <w:t xml:space="preserve">(vector&lt; </w:t>
-            </w:r>
-            <w:proofErr w:type="spellStart"/>
-            <w:r>
-              <w:rPr>
-                <w:rFonts w:ascii="Times New Roman" w:hAnsi="Times New Roman" w:cs="Times New Roman"/>
-                <w:sz w:val="22"/>
-                <w:szCs w:val="22"/>
-              </w:rPr>
-              <w:t>plyrent</w:t>
-            </w:r>
-            <w:proofErr w:type="spellEnd"/>
-            <w:r>
-              <w:rPr>
-                <w:rFonts w:ascii="Times New Roman" w:hAnsi="Times New Roman" w:cs="Times New Roman"/>
-                <w:sz w:val="22"/>
-                <w:szCs w:val="22"/>
-              </w:rPr>
-              <w:t>&gt;&amp;)</w:t>
+              <w:t>(vector&lt; plyrent&gt;&amp;)</w:t>
             </w:r>
           </w:p>
           <w:p>
@@ -7771,12 +7559,6 @@
         <w:gridCol w:w="3415"/>
       </w:tblGrid>
       <w:tr>
-        <w:tblPrEx>
-          <w:tblCellMar>
-            <w:top w:w="0" w:type="dxa"/>
-            <w:bottom w:w="0" w:type="dxa"/>
-          </w:tblCellMar>
-        </w:tblPrEx>
         <w:trPr>
           <w:trHeight w:val="527"/>
         </w:trPr>
@@ -7826,12 +7608,6 @@
         </w:tc>
       </w:tr>
       <w:tr>
-        <w:tblPrEx>
-          <w:tblCellMar>
-            <w:top w:w="0" w:type="dxa"/>
-            <w:bottom w:w="0" w:type="dxa"/>
-          </w:tblCellMar>
-        </w:tblPrEx>
         <w:trPr>
           <w:trHeight w:val="4055"/>
         </w:trPr>
@@ -8253,12 +8029,6 @@
         <w:gridCol w:w="5014"/>
       </w:tblGrid>
       <w:tr>
-        <w:tblPrEx>
-          <w:tblCellMar>
-            <w:top w:w="0" w:type="dxa"/>
-            <w:bottom w:w="0" w:type="dxa"/>
-          </w:tblCellMar>
-        </w:tblPrEx>
         <w:trPr>
           <w:trHeight w:val="512"/>
         </w:trPr>
@@ -8289,12 +8059,6 @@
         </w:tc>
       </w:tr>
       <w:tr>
-        <w:tblPrEx>
-          <w:tblCellMar>
-            <w:top w:w="0" w:type="dxa"/>
-            <w:bottom w:w="0" w:type="dxa"/>
-          </w:tblCellMar>
-        </w:tblPrEx>
         <w:trPr>
           <w:trHeight w:val="2330"/>
         </w:trPr>
@@ -8581,15 +8345,7 @@
                 <w:sz w:val="22"/>
                 <w:szCs w:val="22"/>
               </w:rPr>
-              <w:t>Stack</w:t>
-            </w:r>
-            <w:r>
-              <w:rPr>
-                <w:rFonts w:ascii="Times New Roman" w:hAnsi="Times New Roman" w:cs="Times New Roman"/>
-                <w:sz w:val="22"/>
-                <w:szCs w:val="22"/>
-              </w:rPr>
-              <w:t xml:space="preserve">&lt;int&gt; </w:t>
+              <w:t xml:space="preserve">Stack&lt;int&gt; </w:t>
             </w:r>
             <w:proofErr w:type="spellStart"/>
             <w:r>
@@ -8607,15 +8363,7 @@
                 <w:sz w:val="22"/>
                 <w:szCs w:val="22"/>
               </w:rPr>
-              <w:t xml:space="preserve"> </w:t>
-            </w:r>
-            <w:r>
-              <w:rPr>
-                <w:rFonts w:ascii="Times New Roman" w:hAnsi="Times New Roman" w:cs="Times New Roman"/>
-                <w:sz w:val="22"/>
-                <w:szCs w:val="22"/>
-              </w:rPr>
-              <w:t>- Betting history stac</w:t>
+              <w:t xml:space="preserve"> - Betting history stac</w:t>
             </w:r>
             <w:r>
               <w:rPr>
@@ -11180,13 +10928,6 @@
           <w:bCs/>
         </w:rPr>
         <w:tab/>
-      </w:r>
-      <w:r>
-        <w:rPr>
-          <w:rFonts w:ascii="Times New Roman" w:hAnsi="Times New Roman" w:cs="Times New Roman"/>
-          <w:b/>
-          <w:bCs/>
-        </w:rPr>
         <w:t xml:space="preserve">main.cpp (ln </w:t>
       </w:r>
       <w:r>
@@ -16757,6 +16498,7 @@
   <w:style w:type="character" w:default="1" w:styleId="DefaultParagraphFont">
     <w:name w:val="Default Paragraph Font"/>
     <w:uiPriority w:val="1"/>
+    <w:semiHidden/>
     <w:unhideWhenUsed/>
   </w:style>
   <w:style w:type="table" w:default="1" w:styleId="TableNormal">
